--- a/Assignment 8/Terraform.docx
+++ b/Assignment 8/Terraform.docx
@@ -867,21 +867,12 @@
       <w:r>
         <w:t xml:space="preserve">Use </w:t>
       </w:r>
-      <w:proofErr w:type="gramStart"/>
       <w:r>
         <w:rPr>
           <w:rFonts w:ascii="Roboto Mono" w:eastAsia="Roboto Mono" w:hAnsi="Roboto Mono" w:cs="Roboto Mono"/>
           <w:color w:val="188038"/>
         </w:rPr>
-        <w:t>terraform</w:t>
-      </w:r>
-      <w:proofErr w:type="gramEnd"/>
-      <w:r>
-        <w:rPr>
-          <w:rFonts w:ascii="Roboto Mono" w:eastAsia="Roboto Mono" w:hAnsi="Roboto Mono" w:cs="Roboto Mono"/>
-          <w:color w:val="188038"/>
-        </w:rPr>
-        <w:t xml:space="preserve"> plan</w:t>
+        <w:t>terraform plan</w:t>
       </w:r>
       <w:r>
         <w:t xml:space="preserve"> and </w:t>
@@ -1221,7 +1212,7 @@
           <w:noProof/>
         </w:rPr>
         <w:drawing>
-          <wp:inline distT="0" distB="0" distL="0" distR="0" wp14:anchorId="56EA2685" wp14:editId="6861698F">
+          <wp:inline distT="0" distB="0" distL="0" distR="0" wp14:anchorId="56EA2685" wp14:editId="1A51AC2D">
             <wp:extent cx="5943600" cy="1492885"/>
             <wp:effectExtent l="0" t="0" r="0" b="0"/>
             <wp:docPr id="1916354011" name="Picture 6"/>
@@ -1824,13 +1815,8 @@
         <w:t>python3 -c "import flask; print(</w:t>
       </w:r>
       <w:proofErr w:type="spellStart"/>
-      <w:proofErr w:type="gramStart"/>
-      <w:r>
-        <w:t>flask._</w:t>
-      </w:r>
-      <w:proofErr w:type="gramEnd"/>
-      <w:r>
-        <w:t>_version</w:t>
+      <w:r>
+        <w:t>flask.__version</w:t>
       </w:r>
       <w:proofErr w:type="spellEnd"/>
       <w:r>
@@ -1983,31 +1969,18 @@
     <w:p/>
     <w:p>
       <w:r>
-        <w:t xml:space="preserve">const app = </w:t>
-      </w:r>
-      <w:proofErr w:type="gramStart"/>
-      <w:r>
-        <w:t>express(</w:t>
-      </w:r>
-      <w:proofErr w:type="gramEnd"/>
-      <w:r>
-        <w:t>);</w:t>
+        <w:t>const app = express();</w:t>
       </w:r>
     </w:p>
     <w:p/>
     <w:p>
       <w:proofErr w:type="spellStart"/>
-      <w:proofErr w:type="gramStart"/>
       <w:r>
         <w:t>app.get</w:t>
       </w:r>
       <w:proofErr w:type="spellEnd"/>
       <w:r>
-        <w:t>(</w:t>
-      </w:r>
-      <w:proofErr w:type="gramEnd"/>
-      <w:r>
-        <w:t>"/", (req, res) =&gt; {</w:t>
+        <w:t>("/", (req, res) =&gt; {</w:t>
       </w:r>
     </w:p>
     <w:p>
@@ -2015,12 +1988,10 @@
         <w:t xml:space="preserve">    </w:t>
       </w:r>
       <w:proofErr w:type="spellStart"/>
-      <w:proofErr w:type="gramStart"/>
       <w:r>
         <w:t>res.send</w:t>
       </w:r>
       <w:proofErr w:type="spellEnd"/>
-      <w:proofErr w:type="gramEnd"/>
       <w:r>
         <w:t>("Hello from Express Backend");</w:t>
       </w:r>
@@ -2033,27 +2004,17 @@
     <w:p/>
     <w:p>
       <w:proofErr w:type="spellStart"/>
-      <w:proofErr w:type="gramStart"/>
       <w:r>
         <w:t>app.listen</w:t>
       </w:r>
       <w:proofErr w:type="spellEnd"/>
-      <w:proofErr w:type="gramEnd"/>
       <w:r>
         <w:t>(3000, "0.0.0.0", () =&gt; {</w:t>
       </w:r>
     </w:p>
     <w:p>
       <w:r>
-        <w:t xml:space="preserve">    </w:t>
-      </w:r>
-      <w:proofErr w:type="gramStart"/>
-      <w:r>
-        <w:t>console.log(</w:t>
-      </w:r>
-      <w:proofErr w:type="gramEnd"/>
-      <w:r>
-        <w:t>"Express Server Running");</w:t>
+        <w:t xml:space="preserve">    console.log("Express Server Running");</w:t>
       </w:r>
     </w:p>
     <w:p>
@@ -2145,28 +2106,12 @@
     <w:p/>
     <w:p>
       <w:r>
-        <w:t>@</w:t>
-      </w:r>
-      <w:proofErr w:type="gramStart"/>
-      <w:r>
-        <w:t>app.route</w:t>
-      </w:r>
-      <w:proofErr w:type="gramEnd"/>
-      <w:r>
-        <w:t>("/")</w:t>
-      </w:r>
-    </w:p>
-    <w:p>
-      <w:r>
-        <w:t xml:space="preserve">def </w:t>
-      </w:r>
-      <w:proofErr w:type="gramStart"/>
-      <w:r>
-        <w:t>home(</w:t>
-      </w:r>
-      <w:proofErr w:type="gramEnd"/>
-      <w:r>
-        <w:t>):</w:t>
+        <w:t>@app.route("/")</w:t>
+      </w:r>
+    </w:p>
+    <w:p>
+      <w:r>
+        <w:t>def home():</w:t>
       </w:r>
     </w:p>
     <w:p>
@@ -2177,17 +2122,12 @@
     <w:p/>
     <w:p>
       <w:proofErr w:type="spellStart"/>
-      <w:proofErr w:type="gramStart"/>
       <w:r>
         <w:t>app.run</w:t>
       </w:r>
       <w:proofErr w:type="spellEnd"/>
       <w:r>
-        <w:t>(</w:t>
-      </w:r>
-      <w:proofErr w:type="gramEnd"/>
-      <w:r>
-        <w:t>host="0.0.0.0", port=5000)</w:t>
+        <w:t>(host="0.0.0.0", port=5000)</w:t>
       </w:r>
     </w:p>
     <w:p>
@@ -2267,25 +2207,32 @@
           <w:sz w:val="24"/>
           <w:szCs w:val="24"/>
         </w:rPr>
-        <w:t xml:space="preserve">GitHub </w:t>
-      </w:r>
-      <w:r>
+        <w:t>GitHub repo link:</w:t>
+      </w:r>
+    </w:p>
+    <w:p>
+      <w:pPr>
         <w:rPr>
           <w:b/>
           <w:bCs/>
           <w:sz w:val="24"/>
           <w:szCs w:val="24"/>
         </w:rPr>
-        <w:t>repo link</w:t>
-      </w:r>
-      <w:r>
-        <w:rPr>
-          <w:b/>
-          <w:bCs/>
+      </w:pPr>
+    </w:p>
+    <w:p>
+      <w:pPr>
+        <w:rPr>
           <w:sz w:val="24"/>
           <w:szCs w:val="24"/>
         </w:rPr>
-        <w:t>:</w:t>
+      </w:pPr>
+      <w:r>
+        <w:rPr>
+          <w:sz w:val="24"/>
+          <w:szCs w:val="24"/>
+        </w:rPr>
+        <w:t>https://github.com/sushilkumar121225/devops-assignments/tree/main/Assignment%208</w:t>
       </w:r>
     </w:p>
     <w:p>
